--- a/public/templates/买卖合同.docx
+++ b/public/templates/买卖合同.docx
@@ -45,6 +45,20 @@
           <w:sz w:val="24"/>
           <w:szCs w:val="24"/>
         </w:rPr>
+        <w:t xml:space="preserve">统一社会信用代码：{{卖方统一社会信用代码}}</w:t>
+      </w:r>
+    </w:p>
+    <w:p>
+      <w:pPr>
+        <w:spacing w:line="360"/>
+      </w:pPr>
+      <w:r>
+        <w:rPr>
+          <w:rFonts w:ascii="宋体" w:cs="宋体" w:eastAsia="宋体" w:hAnsi="宋体"/>
+          <w:color w:val="FF0000"/>
+          <w:sz w:val="24"/>
+          <w:szCs w:val="24"/>
+        </w:rPr>
         <w:t xml:space="preserve">地址：{{卖方地址}}</w:t>
       </w:r>
     </w:p>
@@ -102,6 +116,20 @@
           <w:sz w:val="24"/>
           <w:szCs w:val="24"/>
         </w:rPr>
+        <w:t xml:space="preserve">统一社会信用代码：{{买方统一社会信用代码}}</w:t>
+      </w:r>
+    </w:p>
+    <w:p>
+      <w:pPr>
+        <w:spacing w:line="360"/>
+      </w:pPr>
+      <w:r>
+        <w:rPr>
+          <w:rFonts w:ascii="宋体" w:cs="宋体" w:eastAsia="宋体" w:hAnsi="宋体"/>
+          <w:color w:val="FF0000"/>
+          <w:sz w:val="24"/>
+          <w:szCs w:val="24"/>
+        </w:rPr>
         <w:t xml:space="preserve">地址：{{买方地址}}</w:t>
       </w:r>
     </w:p>
@@ -145,7 +173,7 @@
           <w:sz w:val="24"/>
           <w:szCs w:val="24"/>
         </w:rPr>
-        <w:t xml:space="preserve">根据《中华人民共和国合同法》及相关法律法规的规定，甲乙双方在平等、自愿的基础上，就买卖事宜达成如下协议：</w:t>
+        <w:t xml:space="preserve">根据《中华人民共和国民法典》及相关法律法规的规定，甲乙双方在平等、自愿的基础上，就买卖事宜达成如下协议：</w:t>
       </w:r>
     </w:p>
     <w:p/>
@@ -255,6 +283,36 @@
         <w:t xml:space="preserve">6. 质量标准：{{质量标准}}</w:t>
       </w:r>
     </w:p>
+    <w:p>
+      <w:pPr>
+        <w:spacing w:line="360"/>
+        <w:ind w:firstLine="480"/>
+      </w:pPr>
+      <w:r>
+        <w:rPr>
+          <w:rFonts w:ascii="宋体" w:cs="宋体" w:eastAsia="宋体" w:hAnsi="宋体"/>
+          <w:color w:val="FF0000"/>
+          <w:sz w:val="24"/>
+          <w:szCs w:val="24"/>
+        </w:rPr>
+        <w:t xml:space="preserve">7. 包装方式：{{包装方式}}</w:t>
+      </w:r>
+    </w:p>
+    <w:p>
+      <w:pPr>
+        <w:spacing w:line="360"/>
+        <w:ind w:firstLine="480"/>
+      </w:pPr>
+      <w:r>
+        <w:rPr>
+          <w:rFonts w:ascii="宋体" w:cs="宋体" w:eastAsia="宋体" w:hAnsi="宋体"/>
+          <w:color w:val="FF0000"/>
+          <w:sz w:val="24"/>
+          <w:szCs w:val="24"/>
+        </w:rPr>
+        <w:t xml:space="preserve">8. 产地：{{产地}}</w:t>
+      </w:r>
+    </w:p>
     <w:p/>
     <w:p>
       <w:pPr>
@@ -329,22 +387,52 @@
           <w:sz w:val="24"/>
           <w:szCs w:val="24"/>
         </w:rPr>
-        <w:t xml:space="preserve">4. 验收标准：{{验收标准}}</w:t>
-      </w:r>
-    </w:p>
-    <w:p>
-      <w:pPr>
-        <w:spacing w:line="360"/>
-        <w:ind w:firstLine="480"/>
-      </w:pPr>
-      <w:r>
-        <w:rPr>
-          <w:rFonts w:ascii="宋体" w:cs="宋体" w:eastAsia="宋体" w:hAnsi="宋体"/>
-          <w:color w:val="FF0000"/>
-          <w:sz w:val="24"/>
-          <w:szCs w:val="24"/>
-        </w:rPr>
-        <w:t xml:space="preserve">5. 验收期限：{{验收期限}}</w:t>
+        <w:t xml:space="preserve">4. 运输方式及费用承担：{{运输方式及费用承担}}</w:t>
+      </w:r>
+    </w:p>
+    <w:p>
+      <w:pPr>
+        <w:spacing w:line="360"/>
+        <w:ind w:firstLine="480"/>
+      </w:pPr>
+      <w:r>
+        <w:rPr>
+          <w:rFonts w:ascii="宋体" w:cs="宋体" w:eastAsia="宋体" w:hAnsi="宋体"/>
+          <w:color w:val="FF0000"/>
+          <w:sz w:val="24"/>
+          <w:szCs w:val="24"/>
+        </w:rPr>
+        <w:t xml:space="preserve">5. 验收标准：{{验收标准}}</w:t>
+      </w:r>
+    </w:p>
+    <w:p>
+      <w:pPr>
+        <w:spacing w:line="360"/>
+        <w:ind w:firstLine="480"/>
+      </w:pPr>
+      <w:r>
+        <w:rPr>
+          <w:rFonts w:ascii="宋体" w:cs="宋体" w:eastAsia="宋体" w:hAnsi="宋体"/>
+          <w:color w:val="FF0000"/>
+          <w:sz w:val="24"/>
+          <w:szCs w:val="24"/>
+        </w:rPr>
+        <w:t xml:space="preserve">6. 验收期限：乙方应在收到货物后{{验收期限}}日内完成验收，如有异议应书面通知甲方。</w:t>
+      </w:r>
+    </w:p>
+    <w:p>
+      <w:pPr>
+        <w:spacing w:line="360"/>
+        <w:ind w:firstLine="480"/>
+      </w:pPr>
+      <w:r>
+        <w:rPr>
+          <w:rFonts w:ascii="宋体" w:cs="宋体" w:eastAsia="宋体" w:hAnsi="宋体"/>
+          <w:color w:val="FF0000"/>
+          <w:sz w:val="24"/>
+          <w:szCs w:val="24"/>
+        </w:rPr>
+        <w:t xml:space="preserve">7. 所有权转移：标的物所有权自{{所有权转移时间}}起转移给乙方。</w:t>
       </w:r>
     </w:p>
     <w:p/>
@@ -409,6 +497,21 @@
         <w:t xml:space="preserve">3. 付款账户：{{付款账户}}</w:t>
       </w:r>
     </w:p>
+    <w:p>
+      <w:pPr>
+        <w:spacing w:line="360"/>
+        <w:ind w:firstLine="480"/>
+      </w:pPr>
+      <w:r>
+        <w:rPr>
+          <w:rFonts w:ascii="宋体" w:cs="宋体" w:eastAsia="宋体" w:hAnsi="宋体"/>
+          <w:color w:val="FF0000"/>
+          <w:sz w:val="24"/>
+          <w:szCs w:val="24"/>
+        </w:rPr>
+        <w:t xml:space="preserve">4. 发票：甲方应在收到款项后{{发票开具时间}}日内向乙方开具符合税法规定的发票。</w:t>
+      </w:r>
+    </w:p>
     <w:p/>
     <w:p>
       <w:pPr>
@@ -463,11 +566,25 @@
       <w:r>
         <w:rPr>
           <w:rFonts w:ascii="宋体" w:cs="宋体" w:eastAsia="宋体" w:hAnsi="宋体"/>
-          <w:color w:val="FF0000"/>
-          <w:sz w:val="24"/>
-          <w:szCs w:val="24"/>
-        </w:rPr>
-        <w:t xml:space="preserve">3. {{其他质量保证}}</w:t>
+          <w:sz w:val="24"/>
+          <w:szCs w:val="24"/>
+        </w:rPr>
+        <w:t xml:space="preserve">3. 质量保证期内，因商品质量问题造成的损失由甲方承担。</w:t>
+      </w:r>
+    </w:p>
+    <w:p>
+      <w:pPr>
+        <w:spacing w:line="360"/>
+        <w:ind w:firstLine="480"/>
+      </w:pPr>
+      <w:r>
+        <w:rPr>
+          <w:rFonts w:ascii="宋体" w:cs="宋体" w:eastAsia="宋体" w:hAnsi="宋体"/>
+          <w:color w:val="FF0000"/>
+          <w:sz w:val="24"/>
+          <w:szCs w:val="24"/>
+        </w:rPr>
+        <w:t xml:space="preserve">4. {{其他质量保证}}</w:t>
       </w:r>
     </w:p>
     <w:p/>
@@ -484,52 +601,21 @@
           <w:sz w:val="28"/>
           <w:szCs w:val="28"/>
         </w:rPr>
-        <w:t xml:space="preserve">第五条 违约责任</w:t>
-      </w:r>
-    </w:p>
-    <w:p>
-      <w:pPr>
-        <w:spacing w:line="360"/>
-        <w:ind w:firstLine="480"/>
-      </w:pPr>
-      <w:r>
-        <w:rPr>
-          <w:rFonts w:ascii="宋体" w:cs="宋体" w:eastAsia="宋体" w:hAnsi="宋体"/>
-          <w:color w:val="FF0000"/>
-          <w:sz w:val="24"/>
-          <w:szCs w:val="24"/>
-        </w:rPr>
-        <w:t xml:space="preserve">1. 甲方逾期交付的，每逾期一日，按合同总价的{{逾期违约金比例}}%支付违约金。</w:t>
-      </w:r>
-    </w:p>
-    <w:p>
-      <w:pPr>
-        <w:spacing w:line="360"/>
-        <w:ind w:firstLine="480"/>
-      </w:pPr>
-      <w:r>
-        <w:rPr>
-          <w:rFonts w:ascii="宋体" w:cs="宋体" w:eastAsia="宋体" w:hAnsi="宋体"/>
-          <w:color w:val="FF0000"/>
-          <w:sz w:val="24"/>
-          <w:szCs w:val="24"/>
-        </w:rPr>
-        <w:t xml:space="preserve">2. 乙方逾期付款的，每逾期一日，按应付金额的{{逾期违约金比例}}%支付违约金。</w:t>
-      </w:r>
-    </w:p>
-    <w:p>
-      <w:pPr>
-        <w:spacing w:line="360"/>
-        <w:ind w:firstLine="480"/>
-      </w:pPr>
-      <w:r>
-        <w:rPr>
-          <w:rFonts w:ascii="宋体" w:cs="宋体" w:eastAsia="宋体" w:hAnsi="宋体"/>
-          <w:color w:val="FF0000"/>
-          <w:sz w:val="24"/>
-          <w:szCs w:val="24"/>
-        </w:rPr>
-        <w:t xml:space="preserve">3. {{其他违约责任}}</w:t>
+        <w:t xml:space="preserve">第五条 知识产权保证</w:t>
+      </w:r>
+    </w:p>
+    <w:p>
+      <w:pPr>
+        <w:spacing w:line="360"/>
+        <w:ind w:firstLine="480"/>
+      </w:pPr>
+      <w:r>
+        <w:rPr>
+          <w:rFonts w:ascii="宋体" w:cs="宋体" w:eastAsia="宋体" w:hAnsi="宋体"/>
+          <w:sz w:val="24"/>
+          <w:szCs w:val="24"/>
+        </w:rPr>
+        <w:t xml:space="preserve">甲方保证所售商品不侵犯任何第三方的知识产权，如因知识产权问题导致乙方遭受损失的，由甲方承担全部责任。</w:t>
       </w:r>
     </w:p>
     <w:p/>
@@ -546,22 +632,109 @@
           <w:sz w:val="28"/>
           <w:szCs w:val="28"/>
         </w:rPr>
-        <w:t xml:space="preserve">第六条 争议解决</w:t>
-      </w:r>
-    </w:p>
-    <w:p>
-      <w:pPr>
-        <w:spacing w:line="360"/>
-        <w:ind w:firstLine="480"/>
-      </w:pPr>
-      <w:r>
-        <w:rPr>
-          <w:rFonts w:ascii="宋体" w:cs="宋体" w:eastAsia="宋体" w:hAnsi="宋体"/>
-          <w:color w:val="FF0000"/>
-          <w:sz w:val="24"/>
-          <w:szCs w:val="24"/>
-        </w:rPr>
-        <w:t xml:space="preserve">本合同履行过程中发生争议的，由双方协商解决；协商不成的，依法向{{管辖法院}}人民法院起诉。</w:t>
+        <w:t xml:space="preserve">第六条 违约责任</w:t>
+      </w:r>
+    </w:p>
+    <w:p>
+      <w:pPr>
+        <w:spacing w:line="360"/>
+        <w:ind w:firstLine="480"/>
+      </w:pPr>
+      <w:r>
+        <w:rPr>
+          <w:rFonts w:ascii="宋体" w:cs="宋体" w:eastAsia="宋体" w:hAnsi="宋体"/>
+          <w:color w:val="FF0000"/>
+          <w:sz w:val="24"/>
+          <w:szCs w:val="24"/>
+        </w:rPr>
+        <w:t xml:space="preserve">1. 甲方逾期交付的，每逾期一日，按合同总价的{{逾期违约金比例}}%（日利率）支付违约金。逾期超过{{逾期天数}}日的，乙方有权解除本合同，并要求甲方支付相当于合同总价{{违约金比例}}%的违约金。</w:t>
+      </w:r>
+    </w:p>
+    <w:p>
+      <w:pPr>
+        <w:spacing w:line="360"/>
+        <w:ind w:firstLine="480"/>
+      </w:pPr>
+      <w:r>
+        <w:rPr>
+          <w:rFonts w:ascii="宋体" w:cs="宋体" w:eastAsia="宋体" w:hAnsi="宋体"/>
+          <w:color w:val="FF0000"/>
+          <w:sz w:val="24"/>
+          <w:szCs w:val="24"/>
+        </w:rPr>
+        <w:t xml:space="preserve">2. 乙方逾期付款的，每逾期一日，按应付金额的{{逾期违约金比例}}%（日利率）支付违约金。逾期超过{{逾期天数}}日的，甲方有权解除本合同，并要求乙方支付相当于合同总价{{违约金比例}}%的违约金。</w:t>
+      </w:r>
+    </w:p>
+    <w:p>
+      <w:pPr>
+        <w:spacing w:line="360"/>
+        <w:ind w:firstLine="480"/>
+      </w:pPr>
+      <w:r>
+        <w:rPr>
+          <w:rFonts w:ascii="宋体" w:cs="宋体" w:eastAsia="宋体" w:hAnsi="宋体"/>
+          <w:color w:val="FF0000"/>
+          <w:sz w:val="24"/>
+          <w:szCs w:val="24"/>
+        </w:rPr>
+        <w:t xml:space="preserve">3. 商品质量不符合约定的，乙方有权要求甲方在{{修复期限}}日内修理、更换、退货或减少价款。如甲方拒绝或无法在期限内修复的，乙方有权解除本合同，并要求甲方支付相当于合同总价{{违约金比例}}%的违约金。</w:t>
+      </w:r>
+    </w:p>
+    <w:p>
+      <w:pPr>
+        <w:spacing w:line="360"/>
+        <w:ind w:firstLine="480"/>
+      </w:pPr>
+      <w:r>
+        <w:rPr>
+          <w:rFonts w:ascii="宋体" w:cs="宋体" w:eastAsia="宋体" w:hAnsi="宋体"/>
+          <w:sz w:val="24"/>
+          <w:szCs w:val="24"/>
+        </w:rPr>
+        <w:t xml:space="preserve">4. 甲方交付的商品数量不足的，应补足数量；数量超出约定的，超出部分乙方有权拒收，由此产生的费用由甲方承担。</w:t>
+      </w:r>
+    </w:p>
+    <w:p>
+      <w:pPr>
+        <w:spacing w:line="360"/>
+        <w:ind w:firstLine="480"/>
+      </w:pPr>
+      <w:r>
+        <w:rPr>
+          <w:rFonts w:ascii="宋体" w:cs="宋体" w:eastAsia="宋体" w:hAnsi="宋体"/>
+          <w:sz w:val="24"/>
+          <w:szCs w:val="24"/>
+        </w:rPr>
+        <w:t xml:space="preserve">5. 因一方违约导致合同解除的，违约方应赔偿守约方因此遭受的全部损失，包括但不限于直接损失、间接损失、律师费、诉讼费等。</w:t>
+      </w:r>
+    </w:p>
+    <w:p>
+      <w:pPr>
+        <w:spacing w:line="360"/>
+        <w:ind w:firstLine="480"/>
+      </w:pPr>
+      <w:r>
+        <w:rPr>
+          <w:rFonts w:ascii="宋体" w:cs="宋体" w:eastAsia="宋体" w:hAnsi="宋体"/>
+          <w:sz w:val="24"/>
+          <w:szCs w:val="24"/>
+        </w:rPr>
+        <w:t xml:space="preserve">6. 违约金不足以弥补守约方损失的，违约方还应承担赔偿责任。</w:t>
+      </w:r>
+    </w:p>
+    <w:p>
+      <w:pPr>
+        <w:spacing w:line="360"/>
+        <w:ind w:firstLine="480"/>
+      </w:pPr>
+      <w:r>
+        <w:rPr>
+          <w:rFonts w:ascii="宋体" w:cs="宋体" w:eastAsia="宋体" w:hAnsi="宋体"/>
+          <w:color w:val="FF0000"/>
+          <w:sz w:val="24"/>
+          <w:szCs w:val="24"/>
+        </w:rPr>
+        <w:t xml:space="preserve">7. {{其他违约责任}}</w:t>
       </w:r>
     </w:p>
     <w:p/>
@@ -578,7 +751,191 @@
           <w:sz w:val="28"/>
           <w:szCs w:val="28"/>
         </w:rPr>
-        <w:t xml:space="preserve">第七条 其他约定</w:t>
+        <w:t xml:space="preserve">第七条 不可抗力</w:t>
+      </w:r>
+    </w:p>
+    <w:p>
+      <w:pPr>
+        <w:spacing w:line="360"/>
+        <w:ind w:firstLine="480"/>
+      </w:pPr>
+      <w:r>
+        <w:rPr>
+          <w:rFonts w:ascii="宋体" w:cs="宋体" w:eastAsia="宋体" w:hAnsi="宋体"/>
+          <w:sz w:val="24"/>
+          <w:szCs w:val="24"/>
+        </w:rPr>
+        <w:t xml:space="preserve">因地震、台风、洪水、战争等不可抗力因素导致合同无法履行的，双方互不承担责任，但应及时通知对方并采取适当措施减少损失。</w:t>
+      </w:r>
+    </w:p>
+    <w:p/>
+    <w:p>
+      <w:pPr>
+        <w:spacing w:before="200" w:after="200"/>
+      </w:pPr>
+      <w:r>
+        <w:rPr>
+          <w:rFonts w:ascii="宋体" w:cs="宋体" w:eastAsia="宋体" w:hAnsi="宋体"/>
+          <w:b/>
+          <w:bCs/>
+          <w:color w:val="000000"/>
+          <w:sz w:val="28"/>
+          <w:szCs w:val="28"/>
+        </w:rPr>
+        <w:t xml:space="preserve">第八条 合同解除</w:t>
+      </w:r>
+    </w:p>
+    <w:p>
+      <w:pPr>
+        <w:spacing w:line="360"/>
+        <w:ind w:firstLine="480"/>
+      </w:pPr>
+      <w:r>
+        <w:rPr>
+          <w:rFonts w:ascii="宋体" w:cs="宋体" w:eastAsia="宋体" w:hAnsi="宋体"/>
+          <w:color w:val="FF0000"/>
+          <w:sz w:val="24"/>
+          <w:szCs w:val="24"/>
+        </w:rPr>
+        <w:t xml:space="preserve">{{合同解除条件}}</w:t>
+      </w:r>
+    </w:p>
+    <w:p/>
+    <w:p>
+      <w:pPr>
+        <w:spacing w:before="200" w:after="200"/>
+      </w:pPr>
+      <w:r>
+        <w:rPr>
+          <w:rFonts w:ascii="宋体" w:cs="宋体" w:eastAsia="宋体" w:hAnsi="宋体"/>
+          <w:b/>
+          <w:bCs/>
+          <w:color w:val="000000"/>
+          <w:sz w:val="28"/>
+          <w:szCs w:val="28"/>
+        </w:rPr>
+        <w:t xml:space="preserve">第九条 通知与送达</w:t>
+      </w:r>
+    </w:p>
+    <w:p>
+      <w:pPr>
+        <w:spacing w:line="360"/>
+        <w:ind w:firstLine="480"/>
+      </w:pPr>
+      <w:r>
+        <w:rPr>
+          <w:rFonts w:ascii="宋体" w:cs="宋体" w:eastAsia="宋体" w:hAnsi="宋体"/>
+          <w:sz w:val="24"/>
+          <w:szCs w:val="24"/>
+        </w:rPr>
+        <w:t xml:space="preserve">甲乙双方确认本合同载明的地址为有效送达地址，任何书面通知发送至该地址即视为送达。</w:t>
+      </w:r>
+    </w:p>
+    <w:p>
+      <w:pPr>
+        <w:spacing w:line="360"/>
+        <w:ind w:firstLine="480"/>
+      </w:pPr>
+      <w:r>
+        <w:rPr>
+          <w:rFonts w:ascii="宋体" w:cs="宋体" w:eastAsia="宋体" w:hAnsi="宋体"/>
+          <w:color w:val="FF0000"/>
+          <w:sz w:val="24"/>
+          <w:szCs w:val="24"/>
+        </w:rPr>
+        <w:t xml:space="preserve">一方变更送达地址的，应提前{{通知期限}}日书面通知对方。</w:t>
+      </w:r>
+    </w:p>
+    <w:p/>
+    <w:p>
+      <w:pPr>
+        <w:spacing w:before="200" w:after="200"/>
+      </w:pPr>
+      <w:r>
+        <w:rPr>
+          <w:rFonts w:ascii="宋体" w:cs="宋体" w:eastAsia="宋体" w:hAnsi="宋体"/>
+          <w:b/>
+          <w:bCs/>
+          <w:color w:val="000000"/>
+          <w:sz w:val="28"/>
+          <w:szCs w:val="28"/>
+        </w:rPr>
+        <w:t xml:space="preserve">第十条 争议解决</w:t>
+      </w:r>
+    </w:p>
+    <w:p>
+      <w:pPr>
+        <w:spacing w:line="360"/>
+        <w:ind w:firstLine="480"/>
+      </w:pPr>
+      <w:r>
+        <w:rPr>
+          <w:rFonts w:ascii="宋体" w:cs="宋体" w:eastAsia="宋体" w:hAnsi="宋体"/>
+          <w:color w:val="FF0000"/>
+          <w:sz w:val="24"/>
+          <w:szCs w:val="24"/>
+        </w:rPr>
+        <w:t xml:space="preserve">1. 本合同履行过程中发生争议的，由双方协商解决；协商不成的，依法向{{管辖法院}}人民法院起诉。</w:t>
+      </w:r>
+    </w:p>
+    <w:p>
+      <w:pPr>
+        <w:spacing w:line="360"/>
+        <w:ind w:firstLine="480"/>
+      </w:pPr>
+      <w:r>
+        <w:rPr>
+          <w:rFonts w:ascii="宋体" w:cs="宋体" w:eastAsia="宋体" w:hAnsi="宋体"/>
+          <w:color w:val="FF0000"/>
+          <w:sz w:val="24"/>
+          <w:szCs w:val="24"/>
+        </w:rPr>
+        <w:t xml:space="preserve">2. 双方确认，本合同签订地为{{签订地点}}，合同履行地为{{履行地点}}。</w:t>
+      </w:r>
+    </w:p>
+    <w:p>
+      <w:pPr>
+        <w:spacing w:line="360"/>
+        <w:ind w:firstLine="480"/>
+      </w:pPr>
+      <w:r>
+        <w:rPr>
+          <w:rFonts w:ascii="宋体" w:cs="宋体" w:eastAsia="宋体" w:hAnsi="宋体"/>
+          <w:sz w:val="24"/>
+          <w:szCs w:val="24"/>
+        </w:rPr>
+        <w:t xml:space="preserve">3. 争议期间，除争议事项外，本合同其他条款仍应履行，任何一方不得以争议为由拒绝履行其他义务。</w:t>
+      </w:r>
+    </w:p>
+    <w:p>
+      <w:pPr>
+        <w:spacing w:line="360"/>
+        <w:ind w:firstLine="480"/>
+      </w:pPr>
+      <w:r>
+        <w:rPr>
+          <w:rFonts w:ascii="宋体" w:cs="宋体" w:eastAsia="宋体" w:hAnsi="宋体"/>
+          <w:sz w:val="24"/>
+          <w:szCs w:val="24"/>
+        </w:rPr>
+        <w:t xml:space="preserve">4. 因本合同产生的诉讼费、律师费、保全费、执行费等费用，由败诉方承担。</w:t>
+      </w:r>
+    </w:p>
+    <w:p/>
+    <w:p>
+      <w:pPr>
+        <w:spacing w:before="200" w:after="200"/>
+      </w:pPr>
+      <w:r>
+        <w:rPr>
+          <w:rFonts w:ascii="宋体" w:cs="宋体" w:eastAsia="宋体" w:hAnsi="宋体"/>
+          <w:b/>
+          <w:bCs/>
+          <w:color w:val="000000"/>
+          <w:sz w:val="28"/>
+          <w:szCs w:val="28"/>
+        </w:rPr>
+        <w:t xml:space="preserve">第十一条 其他约定</w:t>
       </w:r>
     </w:p>
     <w:p>
